--- a/manuscript/paper5/cover_letter.docx
+++ b/manuscript/paper5/cover_letter.docx
@@ -72,7 +72,7 @@
         <w:pStyle w:val="BodyText"/>
       </w:pPr>
       <w:r>
-        <w:t xml:space="preserve">This work is original, has not been published elsewhere, and is not under consideration by another journal. All data, predictors, and code will be released openly on GitHub and Zenodo.</w:t>
+        <w:t xml:space="preserve">This work is original, has not been published elsewhere, and is not under consideration by another journal. All data, predictors, and code are openly available at https://github.com/linfuxing123/IL-Property-ML and archived on Zenodo (https://doi.org/10.5281/zenodo.21898948).</w:t>
       </w:r>
     </w:p>
     <w:p>
